--- a/02-networking-for-security/notes/Cybersecurity_Weeks_1_and_2_Study_Guide.docx
+++ b/02-networking-for-security/notes/Cybersecurity_Weeks_1_and_2_Study_Guide.docx
@@ -9135,15 +9135,30 @@
       <w:pPr>
         <w:spacing w:after="30"/>
         <w:ind w:left="360"/>
-      </w:pPr>
-      <w:r>
-        <w:rPr>
-          <w:b/>
-          <w:bCs/>
-        </w:rPr>
-        <w:t xml:space="preserve">   B) </w:t>
-      </w:r>
-      <w:r>
+        <w:rPr>
+          <w:color w:val="D9F2D0" w:themeColor="accent6" w:themeTint="33"/>
+        </w:rPr>
+      </w:pPr>
+      <w:r>
+        <w:rPr>
+          <w:b/>
+          <w:bCs/>
+          <w:color w:val="D9F2D0" w:themeColor="accent6" w:themeTint="33"/>
+        </w:rPr>
+        <w:t xml:space="preserve">   </w:t>
+      </w:r>
+      <w:r>
+        <w:rPr>
+          <w:b/>
+          <w:bCs/>
+          <w:color w:val="3A7C22" w:themeColor="accent6" w:themeShade="BF"/>
+        </w:rPr>
+        <w:t xml:space="preserve">B) </w:t>
+      </w:r>
+      <w:r>
+        <w:rPr>
+          <w:color w:val="3A7C22" w:themeColor="accent6" w:themeShade="BF"/>
+        </w:rPr>
         <w:t>Layer 2 — Data Link</w:t>
       </w:r>
     </w:p>
